--- a/Sestanki/2026_10_08_MD/Zapisnik sestanka Modeliranje.docx
+++ b/Sestanki/2026_10_08_MD/Zapisnik sestanka Modeliranje.docx
@@ -7356,7 +7356,42 @@
           <w:szCs w:val="22"/>
           <w14:ligatures w14:val="none"/>
         </w:rPr>
-        <w:t>Pripravljamo</w:t>
+        <w:t>Aktivno</w:t>
+      </w:r>
+      <w:proofErr w:type="spellEnd"/>
+      <w:r>
+        <w:rPr>
+          <w:rFonts w:ascii="Calibri" w:eastAsia="Times New Roman" w:hAnsi="Calibri" w:cs="Calibri"/>
+          <w:color w:val="000000"/>
+          <w:kern w:val="0"/>
+          <w:sz w:val="22"/>
+          <w:szCs w:val="22"/>
+          <w14:ligatures w14:val="none"/>
+        </w:rPr>
+        <w:t xml:space="preserve"> </w:t>
+      </w:r>
+      <w:proofErr w:type="spellStart"/>
+      <w:r>
+        <w:rPr>
+          <w:rFonts w:ascii="Calibri" w:eastAsia="Times New Roman" w:hAnsi="Calibri" w:cs="Calibri"/>
+          <w:color w:val="000000"/>
+          <w:kern w:val="0"/>
+          <w:sz w:val="22"/>
+          <w:szCs w:val="22"/>
+          <w14:ligatures w14:val="none"/>
+        </w:rPr>
+        <w:t>p</w:t>
+      </w:r>
+      <w:r>
+        <w:rPr>
+          <w:rFonts w:ascii="Calibri" w:eastAsia="Times New Roman" w:hAnsi="Calibri" w:cs="Calibri"/>
+          <w:color w:val="000000"/>
+          <w:kern w:val="0"/>
+          <w:sz w:val="22"/>
+          <w:szCs w:val="22"/>
+          <w14:ligatures w14:val="none"/>
+        </w:rPr>
+        <w:t>ripravljamo</w:t>
       </w:r>
       <w:proofErr w:type="spellEnd"/>
       <w:r>
@@ -7440,7 +7475,341 @@
           <w:szCs w:val="22"/>
           <w14:ligatures w14:val="none"/>
         </w:rPr>
+        <w:t xml:space="preserve">, ki se </w:t>
+      </w:r>
+      <w:proofErr w:type="spellStart"/>
+      <w:r>
+        <w:rPr>
+          <w:rFonts w:ascii="Calibri" w:eastAsia="Times New Roman" w:hAnsi="Calibri" w:cs="Calibri"/>
+          <w:color w:val="000000"/>
+          <w:kern w:val="0"/>
+          <w:sz w:val="22"/>
+          <w:szCs w:val="22"/>
+          <w14:ligatures w14:val="none"/>
+        </w:rPr>
+        <w:t>dopolnjuje</w:t>
+      </w:r>
+      <w:proofErr w:type="spellEnd"/>
+      <w:r>
+        <w:rPr>
+          <w:rFonts w:ascii="Calibri" w:eastAsia="Times New Roman" w:hAnsi="Calibri" w:cs="Calibri"/>
+          <w:color w:val="000000"/>
+          <w:kern w:val="0"/>
+          <w:sz w:val="22"/>
+          <w:szCs w:val="22"/>
+          <w14:ligatures w14:val="none"/>
+        </w:rPr>
+        <w:t xml:space="preserve"> v </w:t>
+      </w:r>
+      <w:proofErr w:type="spellStart"/>
+      <w:r>
+        <w:rPr>
+          <w:rFonts w:ascii="Calibri" w:eastAsia="Times New Roman" w:hAnsi="Calibri" w:cs="Calibri"/>
+          <w:color w:val="000000"/>
+          <w:kern w:val="0"/>
+          <w:sz w:val="22"/>
+          <w:szCs w:val="22"/>
+          <w14:ligatures w14:val="none"/>
+        </w:rPr>
+        <w:t>zahtevku</w:t>
+      </w:r>
+      <w:proofErr w:type="spellEnd"/>
+      <w:r>
+        <w:rPr>
+          <w:rFonts w:ascii="Calibri" w:eastAsia="Times New Roman" w:hAnsi="Calibri" w:cs="Calibri"/>
+          <w:color w:val="000000"/>
+          <w:kern w:val="0"/>
+          <w:sz w:val="22"/>
+          <w:szCs w:val="22"/>
+          <w14:ligatures w14:val="none"/>
+        </w:rPr>
+        <w:t xml:space="preserve"> ISAM-1225</w:t>
+      </w:r>
+      <w:r>
+        <w:rPr>
+          <w:rFonts w:ascii="Calibri" w:eastAsia="Times New Roman" w:hAnsi="Calibri" w:cs="Calibri"/>
+          <w:color w:val="000000"/>
+          <w:kern w:val="0"/>
+          <w:sz w:val="22"/>
+          <w:szCs w:val="22"/>
+          <w14:ligatures w14:val="none"/>
+        </w:rPr>
         <w:t>.</w:t>
+      </w:r>
+      <w:r>
+        <w:rPr>
+          <w:rFonts w:ascii="Calibri" w:eastAsia="Times New Roman" w:hAnsi="Calibri" w:cs="Calibri"/>
+          <w:color w:val="000000"/>
+          <w:kern w:val="0"/>
+          <w:sz w:val="22"/>
+          <w:szCs w:val="22"/>
+          <w14:ligatures w14:val="none"/>
+        </w:rPr>
+        <w:t xml:space="preserve"> V </w:t>
+      </w:r>
+      <w:proofErr w:type="spellStart"/>
+      <w:r>
+        <w:rPr>
+          <w:rFonts w:ascii="Calibri" w:eastAsia="Times New Roman" w:hAnsi="Calibri" w:cs="Calibri"/>
+          <w:color w:val="000000"/>
+          <w:kern w:val="0"/>
+          <w:sz w:val="22"/>
+          <w:szCs w:val="22"/>
+          <w14:ligatures w14:val="none"/>
+        </w:rPr>
+        <w:t>zahtevku</w:t>
+      </w:r>
+      <w:proofErr w:type="spellEnd"/>
+      <w:r>
+        <w:rPr>
+          <w:rFonts w:ascii="Calibri" w:eastAsia="Times New Roman" w:hAnsi="Calibri" w:cs="Calibri"/>
+          <w:color w:val="000000"/>
+          <w:kern w:val="0"/>
+          <w:sz w:val="22"/>
+          <w:szCs w:val="22"/>
+          <w14:ligatures w14:val="none"/>
+        </w:rPr>
+        <w:t xml:space="preserve"> se </w:t>
+      </w:r>
+      <w:proofErr w:type="spellStart"/>
+      <w:r>
+        <w:rPr>
+          <w:rFonts w:ascii="Calibri" w:eastAsia="Times New Roman" w:hAnsi="Calibri" w:cs="Calibri"/>
+          <w:color w:val="000000"/>
+          <w:kern w:val="0"/>
+          <w:sz w:val="22"/>
+          <w:szCs w:val="22"/>
+          <w14:ligatures w14:val="none"/>
+        </w:rPr>
+        <w:t>dodatno</w:t>
+      </w:r>
+      <w:proofErr w:type="spellEnd"/>
+      <w:r>
+        <w:rPr>
+          <w:rFonts w:ascii="Calibri" w:eastAsia="Times New Roman" w:hAnsi="Calibri" w:cs="Calibri"/>
+          <w:color w:val="000000"/>
+          <w:kern w:val="0"/>
+          <w:sz w:val="22"/>
+          <w:szCs w:val="22"/>
+          <w14:ligatures w14:val="none"/>
+        </w:rPr>
+        <w:t xml:space="preserve"> </w:t>
+      </w:r>
+      <w:proofErr w:type="spellStart"/>
+      <w:r>
+        <w:rPr>
+          <w:rFonts w:ascii="Calibri" w:eastAsia="Times New Roman" w:hAnsi="Calibri" w:cs="Calibri"/>
+          <w:color w:val="000000"/>
+          <w:kern w:val="0"/>
+          <w:sz w:val="22"/>
+          <w:szCs w:val="22"/>
+          <w14:ligatures w14:val="none"/>
+        </w:rPr>
+        <w:t>definirajo</w:t>
+      </w:r>
+      <w:proofErr w:type="spellEnd"/>
+      <w:r>
+        <w:rPr>
+          <w:rFonts w:ascii="Calibri" w:eastAsia="Times New Roman" w:hAnsi="Calibri" w:cs="Calibri"/>
+          <w:color w:val="000000"/>
+          <w:kern w:val="0"/>
+          <w:sz w:val="22"/>
+          <w:szCs w:val="22"/>
+          <w14:ligatures w14:val="none"/>
+        </w:rPr>
+        <w:t xml:space="preserve"> </w:t>
+      </w:r>
+      <w:proofErr w:type="spellStart"/>
+      <w:r>
+        <w:rPr>
+          <w:rFonts w:ascii="Calibri" w:eastAsia="Times New Roman" w:hAnsi="Calibri" w:cs="Calibri"/>
+          <w:color w:val="000000"/>
+          <w:kern w:val="0"/>
+          <w:sz w:val="22"/>
+          <w:szCs w:val="22"/>
+          <w14:ligatures w14:val="none"/>
+        </w:rPr>
+        <w:t>uporabniški</w:t>
+      </w:r>
+      <w:proofErr w:type="spellEnd"/>
+      <w:r>
+        <w:rPr>
+          <w:rFonts w:ascii="Calibri" w:eastAsia="Times New Roman" w:hAnsi="Calibri" w:cs="Calibri"/>
+          <w:color w:val="000000"/>
+          <w:kern w:val="0"/>
+          <w:sz w:val="22"/>
+          <w:szCs w:val="22"/>
+          <w14:ligatures w14:val="none"/>
+        </w:rPr>
+        <w:t xml:space="preserve"> </w:t>
+      </w:r>
+      <w:proofErr w:type="spellStart"/>
+      <w:r>
+        <w:rPr>
+          <w:rFonts w:ascii="Calibri" w:eastAsia="Times New Roman" w:hAnsi="Calibri" w:cs="Calibri"/>
+          <w:color w:val="000000"/>
+          <w:kern w:val="0"/>
+          <w:sz w:val="22"/>
+          <w:szCs w:val="22"/>
+          <w14:ligatures w14:val="none"/>
+        </w:rPr>
+        <w:t>poteki</w:t>
+      </w:r>
+      <w:proofErr w:type="spellEnd"/>
+      <w:r>
+        <w:rPr>
+          <w:rFonts w:ascii="Calibri" w:eastAsia="Times New Roman" w:hAnsi="Calibri" w:cs="Calibri"/>
+          <w:color w:val="000000"/>
+          <w:kern w:val="0"/>
+          <w:sz w:val="22"/>
+          <w:szCs w:val="22"/>
+          <w14:ligatures w14:val="none"/>
+        </w:rPr>
+        <w:t xml:space="preserve"> v </w:t>
+      </w:r>
+      <w:proofErr w:type="spellStart"/>
+      <w:r>
+        <w:rPr>
+          <w:rFonts w:ascii="Calibri" w:eastAsia="Times New Roman" w:hAnsi="Calibri" w:cs="Calibri"/>
+          <w:color w:val="000000"/>
+          <w:kern w:val="0"/>
+          <w:sz w:val="22"/>
+          <w:szCs w:val="22"/>
+          <w14:ligatures w14:val="none"/>
+        </w:rPr>
+        <w:t>povezavi</w:t>
+      </w:r>
+      <w:proofErr w:type="spellEnd"/>
+      <w:r>
+        <w:rPr>
+          <w:rFonts w:ascii="Calibri" w:eastAsia="Times New Roman" w:hAnsi="Calibri" w:cs="Calibri"/>
+          <w:color w:val="000000"/>
+          <w:kern w:val="0"/>
+          <w:sz w:val="22"/>
+          <w:szCs w:val="22"/>
+          <w14:ligatures w14:val="none"/>
+        </w:rPr>
+        <w:t xml:space="preserve"> s TVR, ki se </w:t>
+      </w:r>
+      <w:proofErr w:type="spellStart"/>
+      <w:r>
+        <w:rPr>
+          <w:rFonts w:ascii="Calibri" w:eastAsia="Times New Roman" w:hAnsi="Calibri" w:cs="Calibri"/>
+          <w:color w:val="000000"/>
+          <w:kern w:val="0"/>
+          <w:sz w:val="22"/>
+          <w:szCs w:val="22"/>
+          <w14:ligatures w14:val="none"/>
+        </w:rPr>
+        <w:t>navezujejo</w:t>
+      </w:r>
+      <w:proofErr w:type="spellEnd"/>
+      <w:r>
+        <w:rPr>
+          <w:rFonts w:ascii="Calibri" w:eastAsia="Times New Roman" w:hAnsi="Calibri" w:cs="Calibri"/>
+          <w:color w:val="000000"/>
+          <w:kern w:val="0"/>
+          <w:sz w:val="22"/>
+          <w:szCs w:val="22"/>
+          <w14:ligatures w14:val="none"/>
+        </w:rPr>
+        <w:t xml:space="preserve"> </w:t>
+      </w:r>
+      <w:proofErr w:type="spellStart"/>
+      <w:r>
+        <w:rPr>
+          <w:rFonts w:ascii="Calibri" w:eastAsia="Times New Roman" w:hAnsi="Calibri" w:cs="Calibri"/>
+          <w:color w:val="000000"/>
+          <w:kern w:val="0"/>
+          <w:sz w:val="22"/>
+          <w:szCs w:val="22"/>
+          <w14:ligatures w14:val="none"/>
+        </w:rPr>
+        <w:t>tudi</w:t>
+      </w:r>
+      <w:proofErr w:type="spellEnd"/>
+      <w:r>
+        <w:rPr>
+          <w:rFonts w:ascii="Calibri" w:eastAsia="Times New Roman" w:hAnsi="Calibri" w:cs="Calibri"/>
+          <w:color w:val="000000"/>
+          <w:kern w:val="0"/>
+          <w:sz w:val="22"/>
+          <w:szCs w:val="22"/>
+          <w14:ligatures w14:val="none"/>
+        </w:rPr>
+        <w:t xml:space="preserve"> </w:t>
+      </w:r>
+      <w:proofErr w:type="spellStart"/>
+      <w:r>
+        <w:rPr>
+          <w:rFonts w:ascii="Calibri" w:eastAsia="Times New Roman" w:hAnsi="Calibri" w:cs="Calibri"/>
+          <w:color w:val="000000"/>
+          <w:kern w:val="0"/>
+          <w:sz w:val="22"/>
+          <w:szCs w:val="22"/>
+          <w14:ligatures w14:val="none"/>
+        </w:rPr>
+        <w:t>na</w:t>
+      </w:r>
+      <w:proofErr w:type="spellEnd"/>
+      <w:r>
+        <w:rPr>
+          <w:rFonts w:ascii="Calibri" w:eastAsia="Times New Roman" w:hAnsi="Calibri" w:cs="Calibri"/>
+          <w:color w:val="000000"/>
+          <w:kern w:val="0"/>
+          <w:sz w:val="22"/>
+          <w:szCs w:val="22"/>
+          <w14:ligatures w14:val="none"/>
+        </w:rPr>
+        <w:t xml:space="preserve"> </w:t>
+      </w:r>
+      <w:proofErr w:type="spellStart"/>
+      <w:r>
+        <w:rPr>
+          <w:rFonts w:ascii="Calibri" w:eastAsia="Times New Roman" w:hAnsi="Calibri" w:cs="Calibri"/>
+          <w:color w:val="000000"/>
+          <w:kern w:val="0"/>
+          <w:sz w:val="22"/>
+          <w:szCs w:val="22"/>
+          <w14:ligatures w14:val="none"/>
+        </w:rPr>
+        <w:t>točki</w:t>
+      </w:r>
+      <w:proofErr w:type="spellEnd"/>
+      <w:r>
+        <w:rPr>
+          <w:rFonts w:ascii="Calibri" w:eastAsia="Times New Roman" w:hAnsi="Calibri" w:cs="Calibri"/>
+          <w:color w:val="000000"/>
+          <w:kern w:val="0"/>
+          <w:sz w:val="22"/>
+          <w:szCs w:val="22"/>
+          <w14:ligatures w14:val="none"/>
+        </w:rPr>
+        <w:t xml:space="preserve"> 6 in 8 v </w:t>
+      </w:r>
+      <w:proofErr w:type="spellStart"/>
+      <w:r>
+        <w:rPr>
+          <w:rFonts w:ascii="Calibri" w:eastAsia="Times New Roman" w:hAnsi="Calibri" w:cs="Calibri"/>
+          <w:color w:val="000000"/>
+          <w:kern w:val="0"/>
+          <w:sz w:val="22"/>
+          <w:szCs w:val="22"/>
+          <w14:ligatures w14:val="none"/>
+        </w:rPr>
+        <w:t>tem</w:t>
+      </w:r>
+      <w:proofErr w:type="spellEnd"/>
+      <w:r>
+        <w:rPr>
+          <w:rFonts w:ascii="Calibri" w:eastAsia="Times New Roman" w:hAnsi="Calibri" w:cs="Calibri"/>
+          <w:color w:val="000000"/>
+          <w:kern w:val="0"/>
+          <w:sz w:val="22"/>
+          <w:szCs w:val="22"/>
+          <w14:ligatures w14:val="none"/>
+        </w:rPr>
+        <w:t xml:space="preserve"> poročilu.</w:t>
       </w:r>
     </w:p>
     <w:p>
